--- a/trip/dali-autumn/dali-autumn_en.docx
+++ b/trip/dali-autumn/dali-autumn_en.docx
@@ -54,7 +54,7 @@
           <w:b/>
           <w:sz w:val="24"/>
         </w:rPr>
-        <w:t>Dates: Sep xx–Sep xx (6 days, 5 nights)</w:t>
+        <w:t>Dates: Nov xx–Nov xx (6 days, 5 nights)</w:t>
       </w:r>
     </w:p>
     <w:p>
@@ -67,7 +67,7 @@
           <w:b w:val="0"/>
           <w:sz w:val="22"/>
         </w:rPr>
-        <w:t>Intercity transport: Flights. Outbound MU9698 Hangzhou 12:20→Dali 15:50; return JD5622 Dali 12:40→Hangzhou 16:00.</w:t>
+        <w:t>Intercity transport: Flights. Outbound Hangzhou 13:40→Dali 17:45; return Dali 09:50→Hangzhou 12:35.</w:t>
       </w:r>
     </w:p>
     <w:p>
@@ -108,7 +108,7 @@
           <w:b/>
           <w:sz w:val="24"/>
         </w:rPr>
-        <w:t>D1(Sep xx) Arrival</w:t>
+        <w:t>D1(Nov xx) Arrival</w:t>
       </w:r>
     </w:p>
     <w:p>
@@ -122,7 +122,7 @@
           <w:color w:val="555555"/>
           <w:sz w:val="20"/>
         </w:rPr>
-        <w:t>Hangzhou Xiaoshan (12:20) - Dali Fengyi (15:50)</w:t>
+        <w:t>Hangzhou Xiaoshan (13:40) - Dali Fengyi (17:45)</w:t>
       </w:r>
     </w:p>
     <w:p>
@@ -162,7 +162,7 @@
           <w:b/>
           <w:sz w:val="24"/>
         </w:rPr>
-        <w:t>D2(Sep xx)</w:t>
+        <w:t>D2(Nov xx)</w:t>
       </w:r>
     </w:p>
     <w:p>
@@ -217,7 +217,7 @@
           <w:b/>
           <w:sz w:val="24"/>
         </w:rPr>
-        <w:t>D3(Sep xx)</w:t>
+        <w:t>D3(Nov xx)</w:t>
       </w:r>
     </w:p>
     <w:p>
@@ -272,7 +272,7 @@
           <w:b/>
           <w:sz w:val="24"/>
         </w:rPr>
-        <w:t>D4(Sep xx)</w:t>
+        <w:t>D4(Nov xx)</w:t>
       </w:r>
     </w:p>
     <w:p>
@@ -312,7 +312,7 @@
           <w:b/>
           <w:sz w:val="24"/>
         </w:rPr>
-        <w:t>D5(Sep xx) Hotel-change day</w:t>
+        <w:t>D5(Nov xx) Hotel-change day</w:t>
       </w:r>
     </w:p>
     <w:p>
@@ -352,7 +352,7 @@
           <w:b/>
           <w:sz w:val="24"/>
         </w:rPr>
-        <w:t>D6(Sep xx) Return</w:t>
+        <w:t>D6(Nov xx) Return</w:t>
       </w:r>
     </w:p>
     <w:p>
@@ -366,7 +366,7 @@
           <w:color w:val="555555"/>
           <w:sz w:val="20"/>
         </w:rPr>
-        <w:t>Dali Fengyi (12:40) - Hangzhou Xiaoshan (16:00)</w:t>
+        <w:t>Dali Fengyi (09:50) - Hangzhou Xiaoshan (12:35)</w:t>
       </w:r>
     </w:p>
     <w:p>
@@ -379,7 +379,7 @@
           <w:b w:val="0"/>
           <w:sz w:val="21"/>
         </w:rPr>
-        <w:t>No sightseeing. Morning: taxi from the Xiaguan hotel straight to Dali Airport for the return flight.</w:t>
+        <w:t>No sightseeing. Early-morning flight (09:50)—check out before 7:00 and leave the Xiaguan hotel for Dali Airport around 7:30.</w:t>
       </w:r>
     </w:p>
     <w:p/>
@@ -407,27 +407,7 @@
           <w:b w:val="0"/>
           <w:sz w:val="22"/>
         </w:rPr>
-        <w:t xml:space="preserve">Manage your packing list with an </w:t>
-      </w:r>
-      <w:hyperlink r:id="rId9">
-        <w:r>
-          <w:rPr>
-            <w:color w:val="2A9D8F"/>
-            <w:u w:val="single"/>
-            <w:sz w:val="22"/>
-            <w:szCs w:val="22"/>
-            <w:rFonts w:ascii="Helvetica Neue" w:hAnsi="Helvetica Neue" w:eastAsia="PingFang SC"/>
-          </w:rPr>
-          <w:t>Excel spreadsheet</w:t>
-        </w:r>
-      </w:hyperlink>
-      <w:r>
-        <w:rPr>
-          <w:rFonts w:ascii="Helvetica Neue" w:hAnsi="Helvetica Neue" w:eastAsia="PingFang SC"/>
-          <w:b w:val="0"/>
-          <w:sz w:val="22"/>
-        </w:rPr>
-        <w:t>.</w:t>
+        <w:t>See the Excel spreadsheet for the packing list.</w:t>
       </w:r>
     </w:p>
     <w:p/>
@@ -457,7 +437,7 @@
           <w:b w:val="0"/>
           <w:sz w:val="21"/>
         </w:rPr>
-        <w:t>Plateau sun is strong—pack sunscreen; bring rain gear for September</w:t>
+        <w:t>Plateau sun is strong—pack sunscreen; November is the dry season, so rain gear is less needed but mornings and evenings are cold</w:t>
       </w:r>
     </w:p>
     <w:p>

--- a/trip/dali-autumn/dali-autumn_en.docx
+++ b/trip/dali-autumn/dali-autumn_en.docx
@@ -407,7 +407,27 @@
           <w:b w:val="0"/>
           <w:sz w:val="22"/>
         </w:rPr>
-        <w:t>See the Excel spreadsheet for the packing list.</w:t>
+        <w:t xml:space="preserve">Manage your packing list with an </w:t>
+      </w:r>
+      <w:hyperlink r:id="rId9">
+        <w:r>
+          <w:rPr>
+            <w:color w:val="2A9D8F"/>
+            <w:u w:val="single"/>
+            <w:sz w:val="22"/>
+            <w:szCs w:val="22"/>
+            <w:rFonts w:ascii="Helvetica Neue" w:hAnsi="Helvetica Neue" w:eastAsia="PingFang SC"/>
+          </w:rPr>
+          <w:t>Excel spreadsheet</w:t>
+        </w:r>
+      </w:hyperlink>
+      <w:r>
+        <w:rPr>
+          <w:rFonts w:ascii="Helvetica Neue" w:hAnsi="Helvetica Neue" w:eastAsia="PingFang SC"/>
+          <w:b w:val="0"/>
+          <w:sz w:val="22"/>
+        </w:rPr>
+        <w:t>.</w:t>
       </w:r>
     </w:p>
     <w:p/>
